--- a/熊伟 求职目标.docx
+++ b/熊伟 求职目标.docx
@@ -1672,24 +1672,24 @@
           <w:bdr w:val="single" w:color="E3E3E3" w:sz="2" w:space="0"/>
           <w:shd w:val="clear" w:fill="FFFFFF"/>
         </w:rPr>
-        <w:t xml:space="preserve">：(请补充具体数据) 诊断平均耗时从 </w:t>
-      </w:r>
-      <w:r>
-        <w:rPr>
-          <w:rFonts w:hint="default" w:ascii="sans-serif" w:hAnsi="sans-serif" w:eastAsia="sans-serif" w:cs="sans-serif"/>
-          <w:b/>
-          <w:bCs/>
-          <w:i w:val="0"/>
-          <w:iCs w:val="0"/>
-          <w:caps w:val="0"/>
-          <w:color w:val="222222"/>
-          <w:spacing w:val="0"/>
-          <w:sz w:val="20"/>
-          <w:szCs w:val="20"/>
-          <w:bdr w:val="single" w:color="E3E3E3" w:sz="2" w:space="0"/>
-          <w:shd w:val="clear" w:fill="FFFFFF"/>
-        </w:rPr>
-        <w:t>[X]小时</w:t>
+        <w:t xml:space="preserve">：诊断平均耗时从 </w:t>
+      </w:r>
+      <w:r>
+        <w:rPr>
+          <w:rFonts w:hint="default" w:ascii="sans-serif" w:hAnsi="sans-serif" w:eastAsia="sans-serif" w:cs="sans-serif"/>
+          <w:b/>
+          <w:bCs/>
+          <w:i w:val="0"/>
+          <w:iCs w:val="0"/>
+          <w:caps w:val="0"/>
+          <w:color w:val="222222"/>
+          <w:spacing w:val="0"/>
+          <w:sz w:val="20"/>
+          <w:szCs w:val="20"/>
+          <w:bdr w:val="single" w:color="E3E3E3" w:sz="2" w:space="0"/>
+          <w:shd w:val="clear" w:fill="FFFFFF"/>
+        </w:rPr>
+        <w:t>4小时</w:t>
       </w:r>
       <w:r>
         <w:rPr>
@@ -1721,7 +1721,7 @@
           <w:bdr w:val="single" w:color="E3E3E3" w:sz="2" w:space="0"/>
           <w:shd w:val="clear" w:fill="FFFFFF"/>
         </w:rPr>
-        <w:t>[X]分钟</w:t>
+        <w:t>15分钟</w:t>
       </w:r>
       <w:r>
         <w:rPr>
@@ -1753,7 +1753,7 @@
           <w:bdr w:val="single" w:color="E3E3E3" w:sz="2" w:space="0"/>
           <w:shd w:val="clear" w:fill="FFFFFF"/>
         </w:rPr>
-        <w:t>[X]%</w:t>
+        <w:t>75%</w:t>
       </w:r>
       <w:r>
         <w:rPr>
@@ -1785,7 +1785,7 @@
           <w:bdr w:val="single" w:color="E3E3E3" w:sz="2" w:space="0"/>
           <w:shd w:val="clear" w:fill="FFFFFF"/>
         </w:rPr>
-        <w:t>[X]</w:t>
+        <w:t>200+</w:t>
       </w:r>
       <w:r>
         <w:rPr>
@@ -2234,7 +2234,7 @@
           <w:bdr w:val="single" w:color="E3E3E3" w:sz="2" w:space="0"/>
           <w:shd w:val="clear" w:fill="FFFFFF"/>
         </w:rPr>
-        <w:t>[X]</w:t>
+        <w:t>1000+</w:t>
       </w:r>
       <w:r>
         <w:rPr>
@@ -2266,71 +2266,70 @@
           <w:bdr w:val="single" w:color="E3E3E3" w:sz="2" w:space="0"/>
           <w:shd w:val="clear" w:fill="FFFFFF"/>
         </w:rPr>
-        <w:t>[X]</w:t>
-      </w:r>
-      <w:r>
-        <w:rPr>
-          <w:rFonts w:hint="default" w:ascii="sans-serif" w:hAnsi="sans-serif" w:eastAsia="sans-serif" w:cs="sans-serif"/>
-          <w:i w:val="0"/>
-          <w:iCs w:val="0"/>
-          <w:caps w:val="0"/>
-          <w:color w:val="222222"/>
-          <w:spacing w:val="0"/>
-          <w:sz w:val="20"/>
-          <w:szCs w:val="20"/>
-          <w:bdr w:val="single" w:color="E3E3E3" w:sz="2" w:space="0"/>
-          <w:shd w:val="clear" w:fill="FFFFFF"/>
-        </w:rPr>
-        <w:t xml:space="preserve"> 个业务场景；经过 </w:t>
-      </w:r>
-      <w:r>
-        <w:rPr>
-          <w:rFonts w:hint="default" w:ascii="sans-serif" w:hAnsi="sans-serif" w:eastAsia="sans-serif" w:cs="sans-serif"/>
-          <w:b/>
-          <w:bCs/>
-          <w:i w:val="0"/>
-          <w:iCs w:val="0"/>
-          <w:caps w:val="0"/>
-          <w:color w:val="222222"/>
-          <w:spacing w:val="0"/>
-          <w:sz w:val="20"/>
-          <w:szCs w:val="20"/>
-          <w:bdr w:val="single" w:color="E3E3E3" w:sz="2" w:space="0"/>
-          <w:shd w:val="clear" w:fill="FFFFFF"/>
-        </w:rPr>
-        <w:t>[X]</w:t>
-      </w:r>
-      <w:r>
-        <w:rPr>
-          <w:rFonts w:hint="default" w:ascii="sans-serif" w:hAnsi="sans-serif" w:eastAsia="sans-serif" w:cs="sans-serif"/>
-          <w:i w:val="0"/>
-          <w:iCs w:val="0"/>
-          <w:caps w:val="0"/>
-          <w:color w:val="222222"/>
-          <w:spacing w:val="0"/>
-          <w:sz w:val="20"/>
-          <w:szCs w:val="20"/>
-          <w:bdr w:val="single" w:color="E3E3E3" w:sz="2" w:space="0"/>
-          <w:shd w:val="clear" w:fill="FFFFFF"/>
-        </w:rPr>
-        <w:t xml:space="preserve"> 轮迭代，任务生成达标率从 </w:t>
-      </w:r>
-      <w:r>
-        <w:rPr>
-          <w:rFonts w:hint="default" w:ascii="sans-serif" w:hAnsi="sans-serif" w:eastAsia="sans-serif" w:cs="sans-serif"/>
-          <w:b/>
-          <w:bCs/>
-          <w:i w:val="0"/>
-          <w:iCs w:val="0"/>
-          <w:caps w:val="0"/>
-          <w:color w:val="222222"/>
-          <w:spacing w:val="0"/>
-          <w:sz w:val="20"/>
-          <w:szCs w:val="20"/>
-          <w:bdr w:val="single" w:color="E3E3E3" w:sz="2" w:space="0"/>
-          <w:shd w:val="clear" w:fill="FFFFFF"/>
-        </w:rPr>
-        <w:t>[X]%</w:t>
+        <w:t>6</w:t>
+      </w:r>
+      <w:r>
+        <w:rPr>
+          <w:rFonts w:hint="default" w:ascii="sans-serif" w:hAnsi="sans-serif" w:eastAsia="sans-serif" w:cs="sans-serif"/>
+          <w:i w:val="0"/>
+          <w:iCs w:val="0"/>
+          <w:caps w:val="0"/>
+          <w:color w:val="222222"/>
+          <w:spacing w:val="0"/>
+          <w:sz w:val="20"/>
+          <w:szCs w:val="20"/>
+          <w:bdr w:val="single" w:color="E3E3E3" w:sz="2" w:space="0"/>
+          <w:shd w:val="clear" w:fill="FFFFFF"/>
+        </w:rPr>
+        <w:t xml:space="preserve"> 个业务场景；</w:t>
+      </w:r>
+      <w:r>
+        <w:rPr>
+          <w:rFonts w:hint="default" w:ascii="sans-serif" w:hAnsi="sans-serif" w:eastAsia="sans-serif" w:cs="sans-serif"/>
+          <w:b/>
+          <w:bCs/>
+          <w:i w:val="0"/>
+          <w:iCs w:val="0"/>
+          <w:caps w:val="0"/>
+          <w:color w:val="222222"/>
+          <w:spacing w:val="0"/>
+          <w:sz w:val="20"/>
+          <w:szCs w:val="20"/>
+          <w:bdr w:val="single" w:color="E3E3E3" w:sz="2" w:space="0"/>
+          <w:shd w:val="clear" w:fill="FFFFFF"/>
+        </w:rPr>
+      </w:r>
+      <w:r>
+        <w:rPr>
+          <w:rFonts w:hint="default" w:ascii="sans-serif" w:hAnsi="sans-serif" w:eastAsia="sans-serif" w:cs="sans-serif"/>
+          <w:i w:val="0"/>
+          <w:iCs w:val="0"/>
+          <w:caps w:val="0"/>
+          <w:color w:val="222222"/>
+          <w:spacing w:val="0"/>
+          <w:sz w:val="20"/>
+          <w:szCs w:val="20"/>
+          <w:bdr w:val="single" w:color="E3E3E3" w:sz="2" w:space="0"/>
+          <w:shd w:val="clear" w:fill="FFFFFF"/>
+        </w:rPr>
+        <w:t xml:space="preserve">任务生成达标率从 </w:t>
+      </w:r>
+      <w:r>
+        <w:rPr>
+          <w:rFonts w:hint="default" w:ascii="sans-serif" w:hAnsi="sans-serif" w:eastAsia="sans-serif" w:cs="sans-serif"/>
+          <w:b/>
+          <w:bCs/>
+          <w:i w:val="0"/>
+          <w:iCs w:val="0"/>
+          <w:caps w:val="0"/>
+          <w:color w:val="222222"/>
+          <w:spacing w:val="0"/>
+          <w:sz w:val="20"/>
+          <w:szCs w:val="20"/>
+          <w:bdr w:val="single" w:color="E3E3E3" w:sz="2" w:space="0"/>
+          <w:shd w:val="clear" w:fill="FFFFFF"/>
+        </w:rPr>
+        <w:t>59%</w:t>
       </w:r>
       <w:r>
         <w:rPr>
@@ -2362,7 +2361,7 @@
           <w:bdr w:val="single" w:color="E3E3E3" w:sz="2" w:space="0"/>
           <w:shd w:val="clear" w:fill="FFFFFF"/>
         </w:rPr>
-        <w:t>[X]%</w:t>
+        <w:t>87%</w:t>
       </w:r>
       <w:r>
         <w:rPr>
@@ -2394,71 +2393,71 @@
           <w:bdr w:val="single" w:color="E3E3E3" w:sz="2" w:space="0"/>
           <w:shd w:val="clear" w:fill="FFFFFF"/>
         </w:rPr>
-        <w:t>[X]%</w:t>
-      </w:r>
-      <w:r>
-        <w:rPr>
-          <w:rFonts w:hint="default" w:ascii="sans-serif" w:hAnsi="sans-serif" w:eastAsia="sans-serif" w:cs="sans-serif"/>
-          <w:i w:val="0"/>
-          <w:iCs w:val="0"/>
-          <w:caps w:val="0"/>
-          <w:color w:val="222222"/>
-          <w:spacing w:val="0"/>
-          <w:sz w:val="20"/>
-          <w:szCs w:val="20"/>
-          <w:bdr w:val="single" w:color="E3E3E3" w:sz="2" w:space="0"/>
-          <w:shd w:val="clear" w:fill="FFFFFF"/>
-        </w:rPr>
-        <w:t xml:space="preserve">，单次回归耗时从 </w:t>
-      </w:r>
-      <w:r>
-        <w:rPr>
-          <w:rFonts w:hint="default" w:ascii="sans-serif" w:hAnsi="sans-serif" w:eastAsia="sans-serif" w:cs="sans-serif"/>
-          <w:b/>
-          <w:bCs/>
-          <w:i w:val="0"/>
-          <w:iCs w:val="0"/>
-          <w:caps w:val="0"/>
-          <w:color w:val="222222"/>
-          <w:spacing w:val="0"/>
-          <w:sz w:val="20"/>
-          <w:szCs w:val="20"/>
-          <w:bdr w:val="single" w:color="E3E3E3" w:sz="2" w:space="0"/>
-          <w:shd w:val="clear" w:fill="FFFFFF"/>
-        </w:rPr>
-        <w:t>[X]min</w:t>
-      </w:r>
-      <w:r>
-        <w:rPr>
-          <w:rFonts w:hint="default" w:ascii="sans-serif" w:hAnsi="sans-serif" w:eastAsia="sans-serif" w:cs="sans-serif"/>
-          <w:i w:val="0"/>
-          <w:iCs w:val="0"/>
-          <w:caps w:val="0"/>
-          <w:color w:val="222222"/>
-          <w:spacing w:val="0"/>
-          <w:sz w:val="20"/>
-          <w:szCs w:val="20"/>
-          <w:bdr w:val="single" w:color="E3E3E3" w:sz="2" w:space="0"/>
-          <w:shd w:val="clear" w:fill="FFFFFF"/>
-        </w:rPr>
-        <w:t xml:space="preserve"> 缩短至 </w:t>
-      </w:r>
-      <w:r>
-        <w:rPr>
-          <w:rFonts w:hint="default" w:ascii="sans-serif" w:hAnsi="sans-serif" w:eastAsia="sans-serif" w:cs="sans-serif"/>
-          <w:b/>
-          <w:bCs/>
-          <w:i w:val="0"/>
-          <w:iCs w:val="0"/>
-          <w:caps w:val="0"/>
-          <w:color w:val="222222"/>
-          <w:spacing w:val="0"/>
-          <w:sz w:val="20"/>
-          <w:szCs w:val="20"/>
-          <w:bdr w:val="single" w:color="E3E3E3" w:sz="2" w:space="0"/>
-          <w:shd w:val="clear" w:fill="FFFFFF"/>
-        </w:rPr>
-        <w:t>[X]min</w:t>
+        <w:t>40%</w:t>
+      </w:r>
+      <w:r>
+        <w:rPr>
+          <w:rFonts w:hint="default" w:ascii="sans-serif" w:hAnsi="sans-serif" w:eastAsia="sans-serif" w:cs="sans-serif"/>
+          <w:i w:val="0"/>
+          <w:iCs w:val="0"/>
+          <w:caps w:val="0"/>
+          <w:color w:val="222222"/>
+          <w:spacing w:val="0"/>
+          <w:sz w:val="20"/>
+          <w:szCs w:val="20"/>
+          <w:bdr w:val="single" w:color="E3E3E3" w:sz="2" w:space="0"/>
+          <w:shd w:val="clear" w:fill="FFFFFF"/>
+        </w:rPr>
+        <w:t>，单次回归耗时从</w:t>
+      </w:r>
+      <w:r>
+        <w:rPr>
+          <w:rFonts w:hint="default" w:ascii="sans-serif" w:hAnsi="sans-serif" w:eastAsia="sans-serif" w:cs="sans-serif"/>
+          <w:b/>
+          <w:bCs/>
+          <w:i w:val="0"/>
+          <w:iCs w:val="0"/>
+          <w:caps w:val="0"/>
+          <w:color w:val="222222"/>
+          <w:spacing w:val="0"/>
+          <w:sz w:val="20"/>
+          <w:szCs w:val="20"/>
+          <w:bdr w:val="single" w:color="E3E3E3" w:sz="2" w:space="0"/>
+          <w:shd w:val="clear" w:fill="FFFFFF"/>
+        </w:rPr>
+        <w:t>天级</w:t>
+      </w:r>
+      <w:r>
+        <w:rPr>
+          <w:rFonts w:hint="default" w:ascii="sans-serif" w:hAnsi="sans-serif" w:eastAsia="sans-serif" w:cs="sans-serif"/>
+          <w:i w:val="0"/>
+          <w:iCs w:val="0"/>
+          <w:caps w:val="0"/>
+          <w:color w:val="222222"/>
+          <w:spacing w:val="0"/>
+          <w:sz w:val="20"/>
+          <w:szCs w:val="20"/>
+          <w:bdr w:val="single" w:color="E3E3E3" w:sz="2" w:space="0"/>
+          <w:shd w:val="clear" w:fill="FFFFFF"/>
+        </w:rPr>
+        <w:t>缩短至</w:t>
+      </w:r>
+      <w:r>
+        <w:rPr>
+          <w:rFonts w:hint="default" w:ascii="sans-serif" w:hAnsi="sans-serif" w:eastAsia="sans-serif" w:cs="sans-serif"/>
+          <w:b/>
+          <w:bCs/>
+          <w:i w:val="0"/>
+          <w:iCs w:val="0"/>
+          <w:caps w:val="0"/>
+          <w:color w:val="222222"/>
+          <w:spacing w:val="0"/>
+          <w:sz w:val="20"/>
+          <w:szCs w:val="20"/>
+          <w:bdr w:val="single" w:color="E3E3E3" w:sz="2" w:space="0"/>
+          <w:shd w:val="clear" w:fill="FFFFFF"/>
+        </w:rPr>
+        <w:t>分钟级</w:t>
       </w:r>
       <w:r>
         <w:rPr>
